--- a/ky/wisdom-stories/doctors-office.docx
+++ b/ky/wisdom-stories/doctors-office.docx
@@ -75,7 +75,7 @@
         <w:t>Сабак:</w:t>
       </w:r>
       <w:r>
-        <w:t xml:space="preserve"> Жакшы ниет дайыма эле жакшы натыйжага алып келе бербейт. Жардам берерден мурун сурап, угуп, жагдайды түшүнүү да — боорукерликтин бир бөлүгү.</w:t>
+        <w:t xml:space="preserve"> Жакшы ниет дайыма эле жакшы натыйжага алып келе бербейт. Жардам берерден мурун сурап, угуп, жагдайды түшүнүү да — боорукердиктин бир бөлүгү.</w:t>
       </w:r>
     </w:p>
     <w:p>
